--- a/fomo_two_papers/deliverables/paper2/Paper2_Extended_Abstract_FA_EN.docx
+++ b/fomo_two_papers/deliverables/paper2/Paper2_Extended_Abstract_FA_EN.docx
@@ -60,7 +60,7 @@
       <w:pPr>
         <w:keepNext/>
         <w:bidi/>
-        <w:spacing w:before="160" w:after="80" w:line="240" w:lineRule="auto"/>
+        <w:spacing w:before="110" w:after="50" w:line="240" w:lineRule="auto"/>
         <w:jc w:val="left"/>
       </w:pPr>
       <w:r>
@@ -78,7 +78,7 @@
     <w:p>
       <w:pPr>
         <w:bidi/>
-        <w:spacing w:before="0" w:after="80" w:line="240" w:lineRule="auto"/>
+        <w:spacing w:before="0" w:after="50" w:line="240" w:lineRule="auto"/>
         <w:jc w:val="both"/>
       </w:pPr>
       <w:r>
@@ -95,7 +95,7 @@
       <w:pPr>
         <w:keepNext/>
         <w:bidi/>
-        <w:spacing w:before="160" w:after="80" w:line="240" w:lineRule="auto"/>
+        <w:spacing w:before="110" w:after="50" w:line="240" w:lineRule="auto"/>
         <w:jc w:val="left"/>
       </w:pPr>
       <w:r>
@@ -113,7 +113,7 @@
     <w:p>
       <w:pPr>
         <w:bidi/>
-        <w:spacing w:before="0" w:after="80" w:line="240" w:lineRule="auto"/>
+        <w:spacing w:before="0" w:after="50" w:line="240" w:lineRule="auto"/>
         <w:jc w:val="both"/>
       </w:pPr>
       <w:r>
@@ -130,7 +130,7 @@
       <w:pPr>
         <w:keepNext/>
         <w:bidi/>
-        <w:spacing w:before="160" w:after="80" w:line="240" w:lineRule="auto"/>
+        <w:spacing w:before="110" w:after="50" w:line="240" w:lineRule="auto"/>
         <w:jc w:val="left"/>
       </w:pPr>
       <w:r>
@@ -148,7 +148,7 @@
     <w:p>
       <w:pPr>
         <w:bidi/>
-        <w:spacing w:before="0" w:after="80" w:line="240" w:lineRule="auto"/>
+        <w:spacing w:before="0" w:after="50" w:line="240" w:lineRule="auto"/>
         <w:jc w:val="both"/>
       </w:pPr>
       <w:r>
@@ -165,7 +165,7 @@
       <w:pPr>
         <w:keepNext/>
         <w:bidi/>
-        <w:spacing w:before="160" w:after="80" w:line="240" w:lineRule="auto"/>
+        <w:spacing w:before="110" w:after="50" w:line="240" w:lineRule="auto"/>
         <w:jc w:val="left"/>
       </w:pPr>
       <w:r>
@@ -183,24 +183,24 @@
     <w:p>
       <w:pPr>
         <w:bidi/>
-        <w:spacing w:before="0" w:after="80" w:line="240" w:lineRule="auto"/>
-        <w:jc w:val="both"/>
-      </w:pPr>
-      <w:r>
-        <w:rPr>
-          <w:rFonts w:ascii="Times New Roman" w:hAnsi="Times New Roman" w:cs="B Nazanin" w:eastAsia="Times New Roman"/>
-          <w:sz w:val="24"/>
-          <w:szCs w:val="24"/>
-          <w:lang w:val="en-US" w:bidi="fa-IR"/>
-        </w:rPr>
-        <w:t xml:space="preserve">برازش مدل اندازه‌گیری مطلوب بود (⁦CFI = ۰٫۹۷۶⁩؛ ⁦RMSEA = ۰٫۰۲۶⁩). مقایسهٔ اجتماعی (⁦β = ۰٫۲۷⁩، ⁦z = ۵٫۱۷⁩، ⁦p &lt; ۰٫۰۰۱⁩) و پشیمانی پیش‌بینی‌شده (⁦β = ۰٫۲۳⁩، ⁦z = ۴٫۴۵⁩، ⁦p &lt; ۰٫۰۰۱⁩) فومو را افزایش دادند؛ مواجهه، استفاده از اطلاعات حسابداری را کاهش داد (⁦β = −۰٫۲۴⁩، ⁦z = −۴٫۸۰⁩، ⁦p &lt; ۰٫۰۰۱⁩) و سواد حسابداری آن را افزایش داد (⁦β = ۰٫۵۰⁩، ⁦z = ۹٫۵۷⁩، ⁦p &lt; ۰٫۰۰۱⁩). فومو کیفیت تصمیم را کاهش (⁦β = −۰٫۳۶⁩، ⁦z = −۶٫۵۹⁩، ⁦p &lt; ۰٫۰۰۱⁩) و استفاده از اطلاعات حسابداری آن را افزایش داد (⁦β = ۰٫۳۵⁩، ⁦z = ۵٫۳۶⁩، ⁦p &lt; ۰٫۰۰۱⁩). ناوردایی اسکالر برقرار بود (⁦ΔCFI = −۰٫۰۰۵⁩). اثر پشیمانی بر فومو (⁦Δb = ۰٫۲۸⁩) و اثر فومو بر کیفیت تصمیم (⁦Δb = −۰٫۳۵⁩) در گروه دارای تجربهٔ زیان قوی‌تر بود. R² بیرون‌نمونه‌ای رگرسیون خطی ۰٫۱۵۷، جنگل تصادفی ۰٫۲۳۹ و تقویت گرادیان ۰٫۲۴۱ بود؛ مهم‌ترین پیش‌بینی‌کننده‌های SHAP فومو و استفاده از اطلاعات حسابداری بودند.</w:t>
+        <w:spacing w:before="0" w:after="50" w:line="240" w:lineRule="auto"/>
+        <w:jc w:val="both"/>
+      </w:pPr>
+      <w:r>
+        <w:rPr>
+          <w:rFonts w:ascii="Times New Roman" w:hAnsi="Times New Roman" w:cs="B Nazanin" w:eastAsia="Times New Roman"/>
+          <w:sz w:val="24"/>
+          <w:szCs w:val="24"/>
+          <w:lang w:val="en-US" w:bidi="fa-IR"/>
+        </w:rPr>
+        <w:t xml:space="preserve">برازش مدل اندازه‌گیری مطلوب بود (⁦CFI = ۰٫۹۷۷⁩؛ ⁦RMSEA = ۰٫۰۲۶⁩). مقایسهٔ اجتماعی (⁦β = ۰٫۲۷⁩، ⁦z = ۵٫۱۵⁩، ⁦p &lt; ۰٫۰۰۱⁩) و پشیمانی پیش‌بینی‌شده (⁦β = ۰٫۲۳⁩، ⁦z = ۴٫۴۴⁩، ⁦p &lt; ۰٫۰۰۱⁩) فومو را افزایش دادند؛ مواجهه، استفاده از اطلاعات حسابداری را کاهش داد (⁦β = −۰٫۲۴⁩، ⁦z = −۴٫۸۰⁩، ⁦p &lt; ۰٫۰۰۱⁩) و سواد حسابداری آن را افزایش داد (⁦β = ۰٫۵۰⁩، ⁦z = ۹٫۵۳⁩، ⁦p &lt; ۰٫۰۰۱⁩). فومو کیفیت تصمیم را کاهش (⁦β = −۰٫۳۸⁩، ⁦z = −۶٫۸۵⁩، ⁦p &lt; ۰٫۰۰۱⁩) و استفاده از اطلاعات حسابداری آن را افزایش داد (⁦β = ۰٫۳۱⁩، ⁦z = ۴٫۸۶⁩، ⁦p &lt; ۰٫۰۰۱⁩). ناوردایی اسکالر برقرار بود (⁦ΔCFI = −۰٫۰۰۴⁩). اثر پشیمانی بر فومو (⁦Δb = ۰٫۲۸⁩) و اثر فومو بر کیفیت تصمیم (⁦Δb = −۰٫۳۷⁩) در گروه دارای تجربهٔ زیان قوی‌تر بود. R² بیرون‌نمونه‌ای رگرسیون خطی ۰٫۲۹۱، جنگل تصادفی ۰٫۳۷۵ و تقویت گرادیان ۰٫۳۷۱ بود؛ مهم‌ترین پیش‌بینی‌کننده‌های SHAP فومو و استفاده از اطلاعات حسابداری بودند.</w:t>
       </w:r>
     </w:p>
     <w:p>
       <w:pPr>
         <w:keepNext/>
         <w:bidi/>
-        <w:spacing w:before="160" w:after="80" w:line="240" w:lineRule="auto"/>
+        <w:spacing w:before="110" w:after="50" w:line="240" w:lineRule="auto"/>
         <w:jc w:val="left"/>
       </w:pPr>
       <w:r>
@@ -218,7 +218,7 @@
     <w:p>
       <w:pPr>
         <w:bidi/>
-        <w:spacing w:before="0" w:after="80" w:line="240" w:lineRule="auto"/>
+        <w:spacing w:before="0" w:after="50" w:line="240" w:lineRule="auto"/>
         <w:jc w:val="both"/>
       </w:pPr>
       <w:r>
@@ -235,7 +235,7 @@
       <w:pPr>
         <w:keepNext/>
         <w:bidi/>
-        <w:spacing w:before="160" w:after="80" w:line="240" w:lineRule="auto"/>
+        <w:spacing w:before="110" w:after="50" w:line="240" w:lineRule="auto"/>
         <w:jc w:val="left"/>
       </w:pPr>
       <w:r>
@@ -253,7 +253,7 @@
     <w:p>
       <w:pPr>
         <w:bidi/>
-        <w:spacing w:before="0" w:after="80" w:line="240" w:lineRule="auto"/>
+        <w:spacing w:before="0" w:after="50" w:line="240" w:lineRule="auto"/>
         <w:jc w:val="both"/>
       </w:pPr>
       <w:r>
@@ -270,7 +270,7 @@
       <w:pPr>
         <w:keepNext/>
         <w:bidi/>
-        <w:spacing w:before="160" w:after="80" w:line="240" w:lineRule="auto"/>
+        <w:spacing w:before="110" w:after="50" w:line="240" w:lineRule="auto"/>
         <w:jc w:val="left"/>
       </w:pPr>
       <w:r>
@@ -288,7 +288,7 @@
     <w:p>
       <w:pPr>
         <w:bidi/>
-        <w:spacing w:before="0" w:after="80" w:line="240" w:lineRule="auto"/>
+        <w:spacing w:before="0" w:after="50" w:line="240" w:lineRule="auto"/>
         <w:jc w:val="both"/>
       </w:pPr>
       <w:r>
@@ -304,7 +304,7 @@
     <w:p>
       <w:pPr>
         <w:bidi/>
-        <w:spacing w:before="100" w:after="80" w:line="240" w:lineRule="auto"/>
+        <w:spacing w:before="100" w:after="50" w:line="240" w:lineRule="auto"/>
         <w:jc w:val="both"/>
       </w:pPr>
       <w:r>
@@ -509,7 +509,7 @@
           <w:szCs w:val="24"/>
           <w:lang w:val="en-US" w:bidi="fa-IR"/>
         </w:rPr>
-        <w:t xml:space="preserve">The measurement model fit well (CFI = 0.976, RMSEA = 0.026). Social comparison (β = 0.27, z = 5.17, p &lt; .001) and anticipated regret (β = 0.23, z = 4.45, p &lt; .001) increased FOMO; exposure decreased accounting information use (β = -0.24, z = -4.80, p &lt; .001) and accounting literacy increased it (β = 0.50, z = 9.57, p &lt; .001). FOMO reduced decision quality (β = -0.36, z = -6.59, p &lt; .001), while accounting information use improved it (β = 0.35, z = 5.36, p &lt; .001). Scalar invariance held (ΔCFI = -0.005). The effect of regret on FOMO (Δb = 0.28) and of FOMO on decision quality (Δb = -0.35) were stronger among investors with losses. Out-of-sample R² was 0.157 for linear regression, 0.239 for random forest, and 0.241 for gradient boosting; the two most important SHAP predictors were FOMO and accounting information use.</w:t>
+        <w:t xml:space="preserve">The measurement model fit well (CFI = 0.977, RMSEA = 0.026). Social comparison (β = 0.27, z = 5.15, p &lt; .001) and anticipated regret (β = 0.23, z = 4.44, p &lt; .001) increased FOMO; exposure decreased accounting information use (β = -0.24, z = -4.80, p &lt; .001) and accounting literacy increased it (β = 0.50, z = 9.53, p &lt; .001). FOMO reduced decision quality (β = -0.38, z = -6.85, p &lt; .001), while accounting information use improved it (β = 0.31, z = 4.86, p &lt; .001). Scalar invariance held (ΔCFI = -0.004). The effect of regret on FOMO (Δb = 0.28) and of FOMO on decision quality (Δb = -0.37) were stronger among investors with losses. Out-of-sample R² was 0.291 for linear regression, 0.375 for random forest, and 0.371 for gradient boosting; the two most important SHAP predictors were FOMO and accounting information use.</w:t>
       </w:r>
     </w:p>
     <w:p>
@@ -610,7 +610,7 @@
     </w:p>
     <w:p>
       <w:pPr>
-        <w:spacing w:before="100" w:after="80" w:line="240" w:lineRule="auto"/>
+        <w:spacing w:before="100" w:after="50" w:line="240" w:lineRule="auto"/>
         <w:jc w:val="left"/>
       </w:pPr>
       <w:r>
